--- a/backend/word_templates/工程类/集团内工程/材料（设备）采购/五选二/4.交易文件审核表.docx
+++ b/backend/word_templates/工程类/集团内工程/材料（设备）采购/五选二/4.交易文件审核表.docx
@@ -257,7 +257,7 @@
             <w:r>
               <w:rPr>
                 <w:rFonts w:hint="eastAsia" w:ascii="仿宋_GB2312" w:hAnsi="Times New Roman" w:eastAsia="仿宋_GB2312"/>
-                <w:color w:val="auto"/>
+                <w:color w:val="0000FF"/>
                 <w:sz w:val="24"/>
                 <w:highlight w:val="none"/>
                 <w:lang w:val="en-US" w:eastAsia="zh-CN"/>
@@ -331,7 +331,7 @@
               <w:jc w:val="center"/>
               <w:rPr>
                 <w:rFonts w:hint="default" w:ascii="仿宋_GB2312" w:hAnsi="Times New Roman" w:eastAsia="仿宋_GB2312"/>
-                <w:color w:val="auto"/>
+                <w:color w:val="0000FF"/>
                 <w:sz w:val="24"/>
                 <w:highlight w:val="none"/>
                 <w:lang w:val="en-US" w:eastAsia="zh-CN"/>
@@ -340,7 +340,7 @@
             <w:r>
               <w:rPr>
                 <w:rFonts w:hint="eastAsia" w:ascii="仿宋_GB2312" w:hAnsi="Times New Roman" w:eastAsia="仿宋_GB2312"/>
-                <w:color w:val="auto"/>
+                <w:color w:val="0000FF"/>
                 <w:sz w:val="24"/>
                 <w:highlight w:val="none"/>
                 <w:lang w:val="en-US" w:eastAsia="zh-CN"/>
@@ -421,7 +421,7 @@
             <w:r>
               <w:rPr>
                 <w:rFonts w:hint="eastAsia" w:ascii="仿宋_GB2312" w:hAnsi="Times New Roman" w:eastAsia="仿宋_GB2312"/>
-                <w:color w:val="auto"/>
+                <w:color w:val="0000FF"/>
                 <w:sz w:val="24"/>
                 <w:highlight w:val="none"/>
                 <w:lang w:val="en-US" w:eastAsia="zh-CN"/>
@@ -472,7 +472,7 @@
               <w:jc w:val="center"/>
               <w:rPr>
                 <w:rFonts w:hint="default" w:ascii="仿宋_GB2312" w:hAnsi="Times New Roman" w:eastAsia="仿宋_GB2312"/>
-                <w:color w:val="auto"/>
+                <w:color w:val="0000FF"/>
                 <w:sz w:val="24"/>
                 <w:highlight w:val="none"/>
                 <w:lang w:val="en-US" w:eastAsia="zh-CN"/>
@@ -481,7 +481,7 @@
             <w:r>
               <w:rPr>
                 <w:rFonts w:hint="eastAsia" w:ascii="仿宋_GB2312" w:hAnsi="Times New Roman" w:eastAsia="仿宋_GB2312"/>
-                <w:color w:val="auto"/>
+                <w:color w:val="0000FF"/>
                 <w:sz w:val="24"/>
                 <w:highlight w:val="none"/>
                 <w:lang w:val="en-US" w:eastAsia="zh-CN"/>
@@ -532,6 +532,7 @@
                 <w:highlight w:val="none"/>
               </w:rPr>
             </w:pPr>
+            <w:bookmarkStart w:id="0" w:name="_GoBack"/>
             <w:r>
               <w:rPr>
                 <w:rFonts w:hint="eastAsia" w:ascii="仿宋_GB2312" w:hAnsi="仿宋_GB2312" w:eastAsia="仿宋_GB2312" w:cs="仿宋_GB2312"/>
@@ -637,7 +638,7 @@
             <w:r>
               <w:rPr>
                 <w:rFonts w:hint="eastAsia" w:ascii="仿宋_GB2312" w:hAnsi="仿宋_GB2312" w:eastAsia="仿宋_GB2312" w:cs="仿宋_GB2312"/>
-                <w:color w:val="auto"/>
+                <w:color w:val="0000FF"/>
                 <w:sz w:val="24"/>
                 <w:highlight w:val="none"/>
                 <w:lang w:val="en-US" w:eastAsia="zh-CN"/>
@@ -684,7 +685,7 @@
             <w:r>
               <w:rPr>
                 <w:rFonts w:hint="eastAsia" w:ascii="仿宋_GB2312" w:hAnsi="仿宋_GB2312" w:eastAsia="仿宋_GB2312" w:cs="仿宋_GB2312"/>
-                <w:color w:val="auto"/>
+                <w:color w:val="0000FF"/>
                 <w:sz w:val="24"/>
                 <w:highlight w:val="none"/>
                 <w:lang w:val="en-US" w:eastAsia="zh-CN"/>
@@ -730,7 +731,7 @@
             <w:r>
               <w:rPr>
                 <w:rFonts w:hint="eastAsia" w:ascii="仿宋_GB2312" w:hAnsi="仿宋_GB2312" w:eastAsia="仿宋_GB2312" w:cs="仿宋_GB2312"/>
-                <w:color w:val="auto"/>
+                <w:color w:val="0000FF"/>
                 <w:sz w:val="24"/>
                 <w:highlight w:val="none"/>
                 <w:lang w:val="en-US" w:eastAsia="zh-CN"/>
@@ -786,6 +787,7 @@
           </w:p>
         </w:tc>
       </w:tr>
+      <w:bookmarkEnd w:id="0"/>
       <w:tr>
         <w:tblPrEx>
           <w:tblBorders>
@@ -862,7 +864,7 @@
             <w:r>
               <w:rPr>
                 <w:rFonts w:hint="eastAsia" w:ascii="仿宋_GB2312" w:hAnsi="仿宋_GB2312" w:eastAsia="仿宋_GB2312" w:cs="仿宋_GB2312"/>
-                <w:color w:val="auto"/>
+                <w:color w:val="0000FF"/>
                 <w:sz w:val="24"/>
                 <w:highlight w:val="none"/>
                 <w:lang w:val="en-US" w:eastAsia="zh-CN"/>
@@ -1999,8 +2001,6 @@
         </w:rPr>
         <w:t>。</w:t>
       </w:r>
-      <w:bookmarkStart w:id="0" w:name="_GoBack"/>
-      <w:bookmarkEnd w:id="0"/>
     </w:p>
     <w:sectPr>
       <w:pgSz w:w="11906" w:h="16838"/>
@@ -2126,7 +2126,7 @@
     <w:lsdException w:unhideWhenUsed="0" w:uiPriority="0" w:semiHidden="0" w:name="HTML Sample"/>
     <w:lsdException w:unhideWhenUsed="0" w:uiPriority="0" w:semiHidden="0" w:name="HTML Typewriter"/>
     <w:lsdException w:unhideWhenUsed="0" w:uiPriority="0" w:semiHidden="0" w:name="HTML Variable"/>
-    <w:lsdException w:unhideWhenUsed="0" w:uiPriority="0" w:name="Normal Table"/>
+    <w:lsdException w:qFormat="1" w:unhideWhenUsed="0" w:uiPriority="0" w:name="Normal Table"/>
     <w:lsdException w:unhideWhenUsed="0" w:uiPriority="0" w:semiHidden="0" w:name="annotation subject"/>
     <w:lsdException w:unhideWhenUsed="0" w:uiPriority="0" w:semiHidden="0" w:name="Table Simple 1"/>
     <w:lsdException w:unhideWhenUsed="0" w:uiPriority="0" w:semiHidden="0" w:name="Table Simple 2"/>
@@ -2297,6 +2297,7 @@
   <w:style w:type="table" w:default="1" w:styleId="3">
     <w:name w:val="Normal Table"/>
     <w:semiHidden/>
+    <w:qFormat/>
     <w:uiPriority w:val="0"/>
     <w:tblPr>
       <w:tblCellMar>
